--- a/_Studying(5th_sem)/ElectricalAndSchemotechnicalEngineering/гост отчет о научно-исследовательской работе.docx
+++ b/_Studying(5th_sem)/ElectricalAndSchemotechnicalEngineering/гост отчет о научно-исследовательской работе.docx
@@ -1,6 +1,6 @@
 
 <file path=word/document.xml><?xml version="1.0" encoding="utf-8"?>
-<w:document xmlns:wpc="http://schemas.microsoft.com/office/word/2010/wordprocessingCanvas" xmlns:cx="http://schemas.microsoft.com/office/drawing/2014/chartex" xmlns:cx1="http://schemas.microsoft.com/office/drawing/2015/9/8/chartex" xmlns:cx2="http://schemas.microsoft.com/office/drawing/2015/10/21/chartex" xmlns:cx3="http://schemas.microsoft.com/office/drawing/2016/5/9/chartex" xmlns:cx4="http://schemas.microsoft.com/office/drawing/2016/5/10/chartex" xmlns:cx5="http://schemas.microsoft.com/office/drawing/2016/5/11/chartex" xmlns:cx6="http://schemas.microsoft.com/office/drawing/2016/5/12/chartex" xmlns:cx7="http://schemas.microsoft.com/office/drawing/2016/5/13/chartex" xmlns:cx8="http://schemas.microsoft.com/office/drawing/2016/5/14/chartex" xmlns:mc="http://schemas.openxmlformats.org/markup-compatibility/2006" xmlns:aink="http://schemas.microsoft.com/office/drawing/2016/ink" xmlns:am3d="http://schemas.microsoft.com/office/drawing/2017/model3d" xmlns:o="urn:schemas-microsoft-com:office:office" xmlns:oel="http://schemas.microsoft.com/office/2019/extlst" xmlns:r="http://schemas.openxmlformats.org/officeDocument/2006/relationships" xmlns:m="http://schemas.openxmlformats.org/officeDocument/2006/math" xmlns:v="urn:schemas-microsoft-com:vml" xmlns:wp14="http://schemas.microsoft.com/office/word/2010/wordprocessingDrawing" xmlns:wp="http://schemas.openxmlformats.org/drawingml/2006/wordprocessingDrawing" xmlns:w10="urn:schemas-microsoft-com:office:word" xmlns:w="http://schemas.openxmlformats.org/wordprocessingml/2006/main" xmlns:w14="http://schemas.microsoft.com/office/word/2010/wordml" xmlns:w15="http://schemas.microsoft.com/office/word/2012/wordml" xmlns:w16cex="http://schemas.microsoft.com/office/word/2018/wordml/cex" xmlns:w16cid="http://schemas.microsoft.com/office/word/2016/wordml/cid" xmlns:w16="http://schemas.microsoft.com/office/word/2018/wordml" xmlns:w16sdtdh="http://schemas.microsoft.com/office/word/2020/wordml/sdtdatahash" xmlns:w16se="http://schemas.microsoft.com/office/word/2015/wordml/symex" xmlns:wpg="http://schemas.microsoft.com/office/word/2010/wordprocessingGroup" xmlns:wpi="http://schemas.microsoft.com/office/word/2010/wordprocessingInk" xmlns:wne="http://schemas.microsoft.com/office/word/2006/wordml" xmlns:wps="http://schemas.microsoft.com/office/word/2010/wordprocessingShape" mc:Ignorable="w14 w15 w16se w16cid w16 w16cex w16sdtdh wp14">
+<w:document xmlns:wpc="http://schemas.microsoft.com/office/word/2010/wordprocessingCanvas" xmlns:cx="http://schemas.microsoft.com/office/drawing/2014/chartex" xmlns:cx1="http://schemas.microsoft.com/office/drawing/2015/9/8/chartex" xmlns:cx2="http://schemas.microsoft.com/office/drawing/2015/10/21/chartex" xmlns:cx3="http://schemas.microsoft.com/office/drawing/2016/5/9/chartex" xmlns:cx4="http://schemas.microsoft.com/office/drawing/2016/5/10/chartex" xmlns:cx5="http://schemas.microsoft.com/office/drawing/2016/5/11/chartex" xmlns:cx6="http://schemas.microsoft.com/office/drawing/2016/5/12/chartex" xmlns:cx7="http://schemas.microsoft.com/office/drawing/2016/5/13/chartex" xmlns:cx8="http://schemas.microsoft.com/office/drawing/2016/5/14/chartex" xmlns:mc="http://schemas.openxmlformats.org/markup-compatibility/2006" xmlns:aink="http://schemas.microsoft.com/office/drawing/2016/ink" xmlns:am3d="http://schemas.microsoft.com/office/drawing/2017/model3d" xmlns:o="urn:schemas-microsoft-com:office:office" xmlns:oel="http://schemas.microsoft.com/office/2019/extlst" xmlns:r="http://schemas.openxmlformats.org/officeDocument/2006/relationships" xmlns:m="http://schemas.openxmlformats.org/officeDocument/2006/math" xmlns:v="urn:schemas-microsoft-com:vml" xmlns:wp14="http://schemas.microsoft.com/office/word/2010/wordprocessingDrawing" xmlns:wp="http://schemas.openxmlformats.org/drawingml/2006/wordprocessingDrawing" xmlns:w10="urn:schemas-microsoft-com:office:word" xmlns:w="http://schemas.openxmlformats.org/wordprocessingml/2006/main" xmlns:w14="http://schemas.microsoft.com/office/word/2010/wordml" xmlns:w15="http://schemas.microsoft.com/office/word/2012/wordml" xmlns:w16cex="http://schemas.microsoft.com/office/word/2018/wordml/cex" xmlns:w16cid="http://schemas.microsoft.com/office/word/2016/wordml/cid" xmlns:w16="http://schemas.microsoft.com/office/word/2018/wordml" xmlns:w16du="http://schemas.microsoft.com/office/word/2023/wordml/word16du" xmlns:w16sdtdh="http://schemas.microsoft.com/office/word/2020/wordml/sdtdatahash" xmlns:w16sdtfl="http://schemas.microsoft.com/office/word/2024/wordml/sdtformatlock" xmlns:w16se="http://schemas.microsoft.com/office/word/2015/wordml/symex" xmlns:wpg="http://schemas.microsoft.com/office/word/2010/wordprocessingGroup" xmlns:wpi="http://schemas.microsoft.com/office/word/2010/wordprocessingInk" xmlns:wne="http://schemas.microsoft.com/office/word/2006/wordml" xmlns:wps="http://schemas.microsoft.com/office/word/2010/wordprocessingShape" mc:Ignorable="w14 w15 w16se w16cid w16 w16cex w16sdtdh w16sdtfl w16du wp14">
   <w:body>
     <w:p>
       <w:pPr>
@@ -1520,8 +1520,13 @@
         <w:t>Название</w:t>
       </w:r>
       <w:r>
-        <w:t xml:space="preserve"> программы / класса / функции / и т.п.</w:t>
-      </w:r>
+        <w:t xml:space="preserve"> программы / класса / функции / и </w:t>
+      </w:r>
+      <w:proofErr w:type="gramStart"/>
+      <w:r>
+        <w:t>т.п.</w:t>
+      </w:r>
+      <w:proofErr w:type="gramEnd"/>
     </w:p>
     <w:p>
       <w:pPr>
@@ -1711,81 +1716,282 @@
     <w:p>
       <w:pPr>
         <w:pStyle w:val="a"/>
-      </w:pPr>
+        <w:rPr>
+          <w:lang w:val="ru-RU"/>
+        </w:rPr>
+      </w:pPr>
+      <w:r>
+        <w:rPr>
+          <w:lang w:val="ru-RU"/>
+        </w:rPr>
+        <w:t xml:space="preserve">Горошков, В. А. Электроника и схемотехника: лабораторный </w:t>
+      </w:r>
+      <w:proofErr w:type="gramStart"/>
+      <w:r>
+        <w:rPr>
+          <w:lang w:val="ru-RU"/>
+        </w:rPr>
+        <w:t>практикум :</w:t>
+      </w:r>
+      <w:proofErr w:type="gramEnd"/>
+      <w:r>
+        <w:rPr>
+          <w:lang w:val="ru-RU"/>
+        </w:rPr>
+        <w:t xml:space="preserve"> учебные материалы / В. А. </w:t>
+      </w:r>
+      <w:proofErr w:type="gramStart"/>
+      <w:r>
+        <w:rPr>
+          <w:lang w:val="ru-RU"/>
+        </w:rPr>
+        <w:t>Горошков ;</w:t>
+      </w:r>
+      <w:proofErr w:type="gramEnd"/>
+      <w:r>
+        <w:rPr>
+          <w:lang w:val="ru-RU"/>
+        </w:rPr>
+        <w:t xml:space="preserve"> Университет ИТМО. – Санкт-Петербург, 2023. – 192 с. – </w:t>
+      </w:r>
+      <w:proofErr w:type="gramStart"/>
+      <w:r>
+        <w:rPr>
+          <w:lang w:val="ru-RU"/>
+        </w:rPr>
+        <w:t>Текст :</w:t>
+      </w:r>
+      <w:proofErr w:type="gramEnd"/>
+      <w:r>
+        <w:rPr>
+          <w:lang w:val="ru-RU"/>
+        </w:rPr>
+        <w:t xml:space="preserve"> электронный.</w:t>
+      </w:r>
+    </w:p>
+    <w:p>
+      <w:pPr>
+        <w:pStyle w:val="a"/>
+        <w:rPr>
+          <w:lang w:val="ru-RU"/>
+        </w:rPr>
+      </w:pPr>
+      <w:r>
+        <w:rPr>
+          <w:lang w:val="ru-RU"/>
+        </w:rPr>
+        <w:t xml:space="preserve">Электроника и схемотехника. Лабораторный </w:t>
+      </w:r>
+      <w:proofErr w:type="gramStart"/>
+      <w:r>
+        <w:rPr>
+          <w:lang w:val="ru-RU"/>
+        </w:rPr>
+        <w:t>практикум :</w:t>
+      </w:r>
+      <w:proofErr w:type="gramEnd"/>
+      <w:r>
+        <w:rPr>
+          <w:lang w:val="ru-RU"/>
+        </w:rPr>
+        <w:t xml:space="preserve"> учебное пособие / А. Ю. </w:t>
+      </w:r>
       <w:proofErr w:type="spellStart"/>
       <w:r>
-        <w:t>Dhikhi</w:t>
+        <w:rPr>
+          <w:lang w:val="ru-RU"/>
+        </w:rPr>
+        <w:t>Гришенцев</w:t>
       </w:r>
       <w:proofErr w:type="spellEnd"/>
       <w:r>
-        <w:t>, T., Saravanan, M.S. An enhanced intelligent intrusion detection system using machine learning : </w:t>
+        <w:rPr>
+          <w:lang w:val="ru-RU"/>
+        </w:rPr>
+        <w:t xml:space="preserve">, В. А. Горошков, С. А. </w:t>
       </w:r>
       <w:proofErr w:type="spellStart"/>
       <w:r>
-        <w:t>научная</w:t>
+        <w:rPr>
+          <w:lang w:val="ru-RU"/>
+        </w:rPr>
+        <w:t>Арустамов</w:t>
       </w:r>
       <w:proofErr w:type="spellEnd"/>
       <w:r>
+        <w:rPr>
+          <w:lang w:val="ru-RU"/>
+        </w:rPr>
+        <w:t xml:space="preserve">, А. Г. Коробейников. – </w:t>
+      </w:r>
+      <w:r>
+        <w:br/>
+      </w:r>
+      <w:r>
+        <w:rPr>
+          <w:lang w:val="ru-RU"/>
+        </w:rPr>
+        <w:t>Санкт-</w:t>
+      </w:r>
+      <w:proofErr w:type="gramStart"/>
+      <w:r>
+        <w:rPr>
+          <w:lang w:val="ru-RU"/>
+        </w:rPr>
+        <w:t>Петербург :</w:t>
+      </w:r>
+      <w:proofErr w:type="gramEnd"/>
+      <w:r>
+        <w:rPr>
+          <w:lang w:val="ru-RU"/>
+        </w:rPr>
+        <w:t xml:space="preserve"> Университет ИТМО, 2024. – 111 с. – </w:t>
+      </w:r>
+      <w:proofErr w:type="gramStart"/>
+      <w:r>
+        <w:rPr>
+          <w:lang w:val="ru-RU"/>
+        </w:rPr>
+        <w:t>Текст :</w:t>
+      </w:r>
+      <w:proofErr w:type="gramEnd"/>
+      <w:r>
+        <w:rPr>
+          <w:lang w:val="ru-RU"/>
+        </w:rPr>
+        <w:t xml:space="preserve"> электронный.</w:t>
+      </w:r>
+    </w:p>
+    <w:p>
+      <w:pPr>
+        <w:pStyle w:val="a"/>
+        <w:rPr>
+          <w:lang w:val="ru-RU"/>
+        </w:rPr>
+      </w:pPr>
+      <w:r>
+        <w:rPr>
+          <w:lang w:val="ru-RU"/>
+        </w:rPr>
+        <w:t xml:space="preserve">Электроника и </w:t>
+      </w:r>
+      <w:proofErr w:type="gramStart"/>
+      <w:r>
+        <w:rPr>
+          <w:lang w:val="ru-RU"/>
+        </w:rPr>
+        <w:t>схемотехника :</w:t>
+      </w:r>
+      <w:proofErr w:type="gramEnd"/>
+      <w:r>
+        <w:rPr>
+          <w:lang w:val="ru-RU"/>
+        </w:rPr>
+        <w:t xml:space="preserve"> конспект лекций / Институт космических и информационных технологий Сибирского федерального университета (ИКИТ СФУ). – Красноярск, [б. г.]. – </w:t>
+      </w:r>
+      <w:proofErr w:type="gramStart"/>
+      <w:r>
+        <w:rPr>
+          <w:lang w:val="ru-RU"/>
+        </w:rPr>
+        <w:t>Текст :</w:t>
+      </w:r>
+      <w:proofErr w:type="gramEnd"/>
+      <w:r>
+        <w:rPr>
+          <w:lang w:val="ru-RU"/>
+        </w:rPr>
+        <w:t xml:space="preserve"> электронный.</w:t>
+      </w:r>
+    </w:p>
+    <w:p>
+      <w:pPr>
+        <w:pStyle w:val="a"/>
+        <w:rPr>
+          <w:lang w:val="ru-RU"/>
+        </w:rPr>
+      </w:pPr>
+      <w:r>
+        <w:rPr>
+          <w:lang w:val="ru-RU"/>
+        </w:rPr>
+        <w:t xml:space="preserve">Миленина, С. А. Электротехника, электроника и </w:t>
+      </w:r>
+      <w:proofErr w:type="gramStart"/>
+      <w:r>
+        <w:rPr>
+          <w:lang w:val="ru-RU"/>
+        </w:rPr>
+        <w:t>схемотехника :</w:t>
+      </w:r>
+      <w:proofErr w:type="gramEnd"/>
+      <w:r>
+        <w:rPr>
+          <w:lang w:val="ru-RU"/>
+        </w:rPr>
+        <w:t xml:space="preserve"> учебник и практикум для СПО / С. А. </w:t>
+      </w:r>
+      <w:proofErr w:type="gramStart"/>
+      <w:r>
+        <w:rPr>
+          <w:lang w:val="ru-RU"/>
+        </w:rPr>
+        <w:t>Миленина ;</w:t>
+      </w:r>
+      <w:proofErr w:type="gramEnd"/>
+      <w:r>
+        <w:rPr>
+          <w:lang w:val="ru-RU"/>
+        </w:rPr>
+        <w:t xml:space="preserve"> под ред. Н. К. Миленина. – </w:t>
+      </w:r>
+      <w:proofErr w:type="gramStart"/>
+      <w:r>
+        <w:rPr>
+          <w:lang w:val="ru-RU"/>
+        </w:rPr>
+        <w:t>Москва :</w:t>
+      </w:r>
+      <w:proofErr w:type="gramEnd"/>
+      <w:r>
+        <w:rPr>
+          <w:lang w:val="ru-RU"/>
+        </w:rPr>
         <w:t xml:space="preserve"> </w:t>
       </w:r>
       <w:proofErr w:type="spellStart"/>
       <w:r>
-        <w:t>статья</w:t>
+        <w:rPr>
+          <w:lang w:val="ru-RU"/>
+        </w:rPr>
+        <w:t>Юрайт</w:t>
       </w:r>
       <w:proofErr w:type="spellEnd"/>
       <w:r>
-        <w:t xml:space="preserve">. – </w:t>
-      </w:r>
-      <w:proofErr w:type="spellStart"/>
-      <w:r>
-        <w:t>Текст</w:t>
-      </w:r>
-      <w:proofErr w:type="spellEnd"/>
-      <w:r>
-        <w:t> : </w:t>
-      </w:r>
-      <w:proofErr w:type="spellStart"/>
-      <w:r>
-        <w:t>электронный</w:t>
-      </w:r>
-      <w:proofErr w:type="spellEnd"/>
-      <w:r>
-        <w:t xml:space="preserve">. – 2019. – URL : </w:t>
-      </w:r>
-      <w:hyperlink r:id="rId11" w:history="1">
-        <w:r>
-          <w:rPr>
-            <w:rStyle w:val="af5"/>
-            <w:color w:val="0000FF"/>
-          </w:rPr>
-          <w:t>https://www.ijitee.org/wp-content/uploads/papers/v8i9/H6932068819.pdf</w:t>
-        </w:r>
-      </w:hyperlink>
-      <w:r>
-        <w:t xml:space="preserve"> (</w:t>
-      </w:r>
-      <w:proofErr w:type="spellStart"/>
-      <w:r>
-        <w:t>дата</w:t>
-      </w:r>
-      <w:proofErr w:type="spellEnd"/>
-      <w:r>
-        <w:t xml:space="preserve"> </w:t>
-      </w:r>
-      <w:proofErr w:type="spellStart"/>
-      <w:r>
-        <w:t>обращения</w:t>
-      </w:r>
-      <w:proofErr w:type="spellEnd"/>
-      <w:r>
-        <w:t>: 10.12.2020).</w:t>
+        <w:rPr>
+          <w:lang w:val="ru-RU"/>
+        </w:rPr>
+        <w:t xml:space="preserve">, 2015. – 399 с. – (Профессиональное образование). – </w:t>
+      </w:r>
+      <w:proofErr w:type="gramStart"/>
+      <w:r>
+        <w:rPr>
+          <w:lang w:val="ru-RU"/>
+        </w:rPr>
+        <w:t>Текст :</w:t>
+      </w:r>
+      <w:proofErr w:type="gramEnd"/>
+      <w:r>
+        <w:rPr>
+          <w:lang w:val="ru-RU"/>
+        </w:rPr>
+        <w:t xml:space="preserve"> непосредственный.</w:t>
       </w:r>
     </w:p>
     <w:p>
       <w:pPr>
         <w:pStyle w:val="a"/>
         <w:rPr>
-          <w:color w:val="auto"/>
           <w:lang w:val="ru-RU"/>
         </w:rPr>
       </w:pPr>
@@ -1793,10 +1999,10 @@
         <w:rPr>
           <w:lang w:val="ru-RU"/>
         </w:rPr>
-        <w:t xml:space="preserve">Инфосистемы Джет. «Инфосистемы Джет» выпустила новый обзор решений </w:t>
-      </w:r>
-      <w:r>
-        <w:t>Anti</w:t>
+        <w:t xml:space="preserve">Амелина, М. А. Программа схемотехнического моделирования </w:t>
+      </w:r>
+      <w:r>
+        <w:t>Micro</w:t>
       </w:r>
       <w:r>
         <w:rPr>
@@ -1805,301 +2011,58 @@
         <w:t>-</w:t>
       </w:r>
       <w:r>
-        <w:t>APT </w:t>
+        <w:t>Cap</w:t>
       </w:r>
       <w:r>
         <w:rPr>
           <w:lang w:val="ru-RU"/>
         </w:rPr>
-        <w:t>:</w:t>
-      </w:r>
-      <w:r>
-        <w:t> </w:t>
-      </w:r>
+        <w:t xml:space="preserve">. Версии 9, </w:t>
+      </w:r>
+      <w:r>
+        <w:br/>
+      </w:r>
+      <w:proofErr w:type="gramStart"/>
       <w:r>
         <w:rPr>
           <w:lang w:val="ru-RU"/>
         </w:rPr>
-        <w:t>сайт. – Текст</w:t>
-      </w:r>
-      <w:r>
-        <w:t> </w:t>
-      </w:r>
+        <w:t>10 :</w:t>
+      </w:r>
+      <w:proofErr w:type="gramEnd"/>
       <w:r>
         <w:rPr>
           <w:lang w:val="ru-RU"/>
         </w:rPr>
-        <w:t>:</w:t>
-      </w:r>
-      <w:r>
-        <w:t> </w:t>
-      </w:r>
+        <w:t xml:space="preserve"> учебное пособие / М. А. Амелина, С. А. Амелин. – </w:t>
+      </w:r>
+      <w:proofErr w:type="gramStart"/>
       <w:r>
         <w:rPr>
           <w:lang w:val="ru-RU"/>
         </w:rPr>
-        <w:t xml:space="preserve">электронный. – 2020. – </w:t>
-      </w:r>
-      <w:r>
-        <w:t>URL </w:t>
-      </w:r>
+        <w:t>Смоленск :</w:t>
+      </w:r>
+      <w:proofErr w:type="gramEnd"/>
       <w:r>
         <w:rPr>
           <w:lang w:val="ru-RU"/>
         </w:rPr>
-        <w:t xml:space="preserve">: </w:t>
-      </w:r>
-      <w:hyperlink r:id="rId12" w:history="1">
-        <w:r>
-          <w:rPr>
-            <w:rStyle w:val="af5"/>
-            <w:color w:val="0000FF"/>
-          </w:rPr>
-          <w:t>https</w:t>
-        </w:r>
-        <w:r>
-          <w:rPr>
-            <w:rStyle w:val="af5"/>
-            <w:color w:val="0000FF"/>
-            <w:lang w:val="ru-RU"/>
-          </w:rPr>
-          <w:t>://</w:t>
-        </w:r>
-        <w:r>
-          <w:rPr>
-            <w:rStyle w:val="af5"/>
-            <w:color w:val="0000FF"/>
-          </w:rPr>
-          <w:t>jet</w:t>
-        </w:r>
-        <w:r>
-          <w:rPr>
-            <w:rStyle w:val="af5"/>
-            <w:color w:val="0000FF"/>
-            <w:lang w:val="ru-RU"/>
-          </w:rPr>
-          <w:t>.</w:t>
-        </w:r>
-        <w:proofErr w:type="spellStart"/>
-        <w:r>
-          <w:rPr>
-            <w:rStyle w:val="af5"/>
-            <w:color w:val="0000FF"/>
-          </w:rPr>
-          <w:t>su</w:t>
-        </w:r>
-        <w:proofErr w:type="spellEnd"/>
-        <w:r>
-          <w:rPr>
-            <w:rStyle w:val="af5"/>
-            <w:color w:val="0000FF"/>
-            <w:lang w:val="ru-RU"/>
-          </w:rPr>
-          <w:t>/</w:t>
-        </w:r>
-        <w:r>
-          <w:rPr>
-            <w:rStyle w:val="af5"/>
-            <w:color w:val="0000FF"/>
-          </w:rPr>
-          <w:t>about</w:t>
-        </w:r>
-        <w:r>
-          <w:rPr>
-            <w:rStyle w:val="af5"/>
-            <w:color w:val="0000FF"/>
-            <w:lang w:val="ru-RU"/>
-          </w:rPr>
-          <w:t>/</w:t>
-        </w:r>
-        <w:r>
-          <w:rPr>
-            <w:rStyle w:val="af5"/>
-            <w:color w:val="0000FF"/>
-          </w:rPr>
-          <w:t>news</w:t>
-        </w:r>
-        <w:r>
-          <w:rPr>
-            <w:rStyle w:val="af5"/>
-            <w:color w:val="0000FF"/>
-            <w:lang w:val="ru-RU"/>
-          </w:rPr>
-          <w:t>/19776/</w:t>
-        </w:r>
-      </w:hyperlink>
+        <w:t xml:space="preserve"> Смоленский филиал НИУ МЭИ, 2013. – 618 с. – </w:t>
+      </w:r>
+      <w:proofErr w:type="gramStart"/>
       <w:r>
         <w:rPr>
           <w:lang w:val="ru-RU"/>
         </w:rPr>
-        <w:t xml:space="preserve"> (дата обращения: 09.05.2021) – </w:t>
-      </w:r>
-      <w:proofErr w:type="spellStart"/>
+        <w:t>Текст :</w:t>
+      </w:r>
+      <w:proofErr w:type="gramEnd"/>
       <w:r>
         <w:rPr>
           <w:lang w:val="ru-RU"/>
         </w:rPr>
-        <w:t>Загл</w:t>
-      </w:r>
-      <w:proofErr w:type="spellEnd"/>
-      <w:r>
-        <w:rPr>
-          <w:lang w:val="ru-RU"/>
-        </w:rPr>
-        <w:t>. с экрана.</w:t>
-      </w:r>
-    </w:p>
-    <w:p>
-      <w:pPr>
-        <w:pStyle w:val="a"/>
-        <w:rPr>
-          <w:lang w:val="ru-RU"/>
-        </w:rPr>
-      </w:pPr>
-      <w:r>
-        <w:t>Anti</w:t>
-      </w:r>
-      <w:r>
-        <w:rPr>
-          <w:lang w:val="ru-RU"/>
-        </w:rPr>
-        <w:t>-</w:t>
-      </w:r>
-      <w:r>
-        <w:t>Malware</w:t>
-      </w:r>
-      <w:r>
-        <w:rPr>
-          <w:lang w:val="ru-RU"/>
-        </w:rPr>
-        <w:t>. Защита от целевых атак</w:t>
-      </w:r>
-      <w:r>
-        <w:t> </w:t>
-      </w:r>
-      <w:r>
-        <w:rPr>
-          <w:lang w:val="ru-RU"/>
-        </w:rPr>
-        <w:t>:</w:t>
-      </w:r>
-      <w:r>
-        <w:t> </w:t>
-      </w:r>
-      <w:r>
-        <w:rPr>
-          <w:lang w:val="ru-RU"/>
-        </w:rPr>
-        <w:t xml:space="preserve">онлайн-конференция. – 2021. – </w:t>
-      </w:r>
-      <w:r>
-        <w:t>URL </w:t>
-      </w:r>
-      <w:r>
-        <w:rPr>
-          <w:lang w:val="ru-RU"/>
-        </w:rPr>
-        <w:t xml:space="preserve">: </w:t>
-      </w:r>
-      <w:hyperlink r:id="rId13" w:history="1">
-        <w:r>
-          <w:rPr>
-            <w:rStyle w:val="af5"/>
-            <w:color w:val="0000FF"/>
-          </w:rPr>
-          <w:t>https</w:t>
-        </w:r>
-        <w:r>
-          <w:rPr>
-            <w:rStyle w:val="af5"/>
-            <w:color w:val="0000FF"/>
-            <w:lang w:val="ru-RU"/>
-          </w:rPr>
-          <w:t>://</w:t>
-        </w:r>
-        <w:r>
-          <w:rPr>
-            <w:rStyle w:val="af5"/>
-            <w:color w:val="0000FF"/>
-          </w:rPr>
-          <w:t>www</w:t>
-        </w:r>
-        <w:r>
-          <w:rPr>
-            <w:rStyle w:val="af5"/>
-            <w:color w:val="0000FF"/>
-            <w:lang w:val="ru-RU"/>
-          </w:rPr>
-          <w:t>.</w:t>
-        </w:r>
-        <w:r>
-          <w:rPr>
-            <w:rStyle w:val="af5"/>
-            <w:color w:val="0000FF"/>
-          </w:rPr>
-          <w:t>anti</w:t>
-        </w:r>
-        <w:r>
-          <w:rPr>
-            <w:rStyle w:val="af5"/>
-            <w:color w:val="0000FF"/>
-            <w:lang w:val="ru-RU"/>
-          </w:rPr>
-          <w:t>-</w:t>
-        </w:r>
-        <w:r>
-          <w:rPr>
-            <w:rStyle w:val="af5"/>
-            <w:color w:val="0000FF"/>
-          </w:rPr>
-          <w:t>malware</w:t>
-        </w:r>
-        <w:r>
-          <w:rPr>
-            <w:rStyle w:val="af5"/>
-            <w:color w:val="0000FF"/>
-            <w:lang w:val="ru-RU"/>
-          </w:rPr>
-          <w:t>.</w:t>
-        </w:r>
-        <w:proofErr w:type="spellStart"/>
-        <w:r>
-          <w:rPr>
-            <w:rStyle w:val="af5"/>
-            <w:color w:val="0000FF"/>
-          </w:rPr>
-          <w:t>ru</w:t>
-        </w:r>
-        <w:proofErr w:type="spellEnd"/>
-        <w:r>
-          <w:rPr>
-            <w:rStyle w:val="af5"/>
-            <w:color w:val="0000FF"/>
-            <w:lang w:val="ru-RU"/>
-          </w:rPr>
-          <w:t>/</w:t>
-        </w:r>
-        <w:r>
-          <w:rPr>
-            <w:rStyle w:val="af5"/>
-            <w:color w:val="0000FF"/>
-          </w:rPr>
-          <w:t>event</w:t>
-        </w:r>
-        <w:r>
-          <w:rPr>
-            <w:rStyle w:val="af5"/>
-            <w:color w:val="0000FF"/>
-            <w:lang w:val="ru-RU"/>
-          </w:rPr>
-          <w:t>/2021/03/30</w:t>
-        </w:r>
-      </w:hyperlink>
-      <w:r>
-        <w:rPr>
-          <w:lang w:val="ru-RU"/>
-        </w:rPr>
-        <w:t xml:space="preserve"> (дата обращения: 30.03.2021).</w:t>
+        <w:t xml:space="preserve"> электронный.</w:t>
       </w:r>
     </w:p>
     <w:p>
@@ -2479,7 +2442,7 @@
           <w:lang w:eastAsia="en-US"/>
         </w:rPr>
         <w:sectPr>
-          <w:footerReference w:type="default" r:id="rId14"/>
+          <w:footerReference w:type="default" r:id="rId11"/>
           <w:pgSz w:w="11906" w:h="16838"/>
           <w:pgMar w:top="1134" w:right="850" w:bottom="1134" w:left="1701" w:header="708" w:footer="422" w:gutter="0"/>
           <w:pgNumType w:start="2"/>
@@ -2583,7 +2546,7 @@
 </file>
 
 <file path=word/endnotes.xml><?xml version="1.0" encoding="utf-8"?>
-<w:endnotes xmlns:wpc="http://schemas.microsoft.com/office/word/2010/wordprocessingCanvas" xmlns:cx="http://schemas.microsoft.com/office/drawing/2014/chartex" xmlns:cx1="http://schemas.microsoft.com/office/drawing/2015/9/8/chartex" xmlns:cx2="http://schemas.microsoft.com/office/drawing/2015/10/21/chartex" xmlns:cx3="http://schemas.microsoft.com/office/drawing/2016/5/9/chartex" xmlns:cx4="http://schemas.microsoft.com/office/drawing/2016/5/10/chartex" xmlns:cx5="http://schemas.microsoft.com/office/drawing/2016/5/11/chartex" xmlns:cx6="http://schemas.microsoft.com/office/drawing/2016/5/12/chartex" xmlns:cx7="http://schemas.microsoft.com/office/drawing/2016/5/13/chartex" xmlns:cx8="http://schemas.microsoft.com/office/drawing/2016/5/14/chartex" xmlns:mc="http://schemas.openxmlformats.org/markup-compatibility/2006" xmlns:aink="http://schemas.microsoft.com/office/drawing/2016/ink" xmlns:am3d="http://schemas.microsoft.com/office/drawing/2017/model3d" xmlns:o="urn:schemas-microsoft-com:office:office" xmlns:oel="http://schemas.microsoft.com/office/2019/extlst" xmlns:r="http://schemas.openxmlformats.org/officeDocument/2006/relationships" xmlns:m="http://schemas.openxmlformats.org/officeDocument/2006/math" xmlns:v="urn:schemas-microsoft-com:vml" xmlns:wp14="http://schemas.microsoft.com/office/word/2010/wordprocessingDrawing" xmlns:wp="http://schemas.openxmlformats.org/drawingml/2006/wordprocessingDrawing" xmlns:w10="urn:schemas-microsoft-com:office:word" xmlns:w="http://schemas.openxmlformats.org/wordprocessingml/2006/main" xmlns:w14="http://schemas.microsoft.com/office/word/2010/wordml" xmlns:w15="http://schemas.microsoft.com/office/word/2012/wordml" xmlns:w16cex="http://schemas.microsoft.com/office/word/2018/wordml/cex" xmlns:w16cid="http://schemas.microsoft.com/office/word/2016/wordml/cid" xmlns:w16="http://schemas.microsoft.com/office/word/2018/wordml" xmlns:w16sdtdh="http://schemas.microsoft.com/office/word/2020/wordml/sdtdatahash" xmlns:w16se="http://schemas.microsoft.com/office/word/2015/wordml/symex" xmlns:wpg="http://schemas.microsoft.com/office/word/2010/wordprocessingGroup" xmlns:wpi="http://schemas.microsoft.com/office/word/2010/wordprocessingInk" xmlns:wne="http://schemas.microsoft.com/office/word/2006/wordml" xmlns:wps="http://schemas.microsoft.com/office/word/2010/wordprocessingShape" mc:Ignorable="w14 w15 w16se w16cid w16 w16cex w16sdtdh wp14">
+<w:endnotes xmlns:wpc="http://schemas.microsoft.com/office/word/2010/wordprocessingCanvas" xmlns:cx="http://schemas.microsoft.com/office/drawing/2014/chartex" xmlns:cx1="http://schemas.microsoft.com/office/drawing/2015/9/8/chartex" xmlns:cx2="http://schemas.microsoft.com/office/drawing/2015/10/21/chartex" xmlns:cx3="http://schemas.microsoft.com/office/drawing/2016/5/9/chartex" xmlns:cx4="http://schemas.microsoft.com/office/drawing/2016/5/10/chartex" xmlns:cx5="http://schemas.microsoft.com/office/drawing/2016/5/11/chartex" xmlns:cx6="http://schemas.microsoft.com/office/drawing/2016/5/12/chartex" xmlns:cx7="http://schemas.microsoft.com/office/drawing/2016/5/13/chartex" xmlns:cx8="http://schemas.microsoft.com/office/drawing/2016/5/14/chartex" xmlns:mc="http://schemas.openxmlformats.org/markup-compatibility/2006" xmlns:aink="http://schemas.microsoft.com/office/drawing/2016/ink" xmlns:am3d="http://schemas.microsoft.com/office/drawing/2017/model3d" xmlns:o="urn:schemas-microsoft-com:office:office" xmlns:oel="http://schemas.microsoft.com/office/2019/extlst" xmlns:r="http://schemas.openxmlformats.org/officeDocument/2006/relationships" xmlns:m="http://schemas.openxmlformats.org/officeDocument/2006/math" xmlns:v="urn:schemas-microsoft-com:vml" xmlns:wp14="http://schemas.microsoft.com/office/word/2010/wordprocessingDrawing" xmlns:wp="http://schemas.openxmlformats.org/drawingml/2006/wordprocessingDrawing" xmlns:w10="urn:schemas-microsoft-com:office:word" xmlns:w="http://schemas.openxmlformats.org/wordprocessingml/2006/main" xmlns:w14="http://schemas.microsoft.com/office/word/2010/wordml" xmlns:w15="http://schemas.microsoft.com/office/word/2012/wordml" xmlns:w16cex="http://schemas.microsoft.com/office/word/2018/wordml/cex" xmlns:w16cid="http://schemas.microsoft.com/office/word/2016/wordml/cid" xmlns:w16="http://schemas.microsoft.com/office/word/2018/wordml" xmlns:w16du="http://schemas.microsoft.com/office/word/2023/wordml/word16du" xmlns:w16sdtdh="http://schemas.microsoft.com/office/word/2020/wordml/sdtdatahash" xmlns:w16sdtfl="http://schemas.microsoft.com/office/word/2024/wordml/sdtformatlock" xmlns:w16se="http://schemas.microsoft.com/office/word/2015/wordml/symex" xmlns:wpg="http://schemas.microsoft.com/office/word/2010/wordprocessingGroup" xmlns:wpi="http://schemas.microsoft.com/office/word/2010/wordprocessingInk" xmlns:wne="http://schemas.microsoft.com/office/word/2006/wordml" xmlns:wps="http://schemas.microsoft.com/office/word/2010/wordprocessingShape" mc:Ignorable="w14 w15 w16se w16cid w16 w16cex w16sdtdh w16sdtfl w16du wp14">
   <w:endnote w:type="separator" w:id="-1">
     <w:p>
       <w:r>
@@ -2604,7 +2567,7 @@
 </file>
 
 <file path=word/footer1.xml><?xml version="1.0" encoding="utf-8"?>
-<w:ftr xmlns:wpc="http://schemas.microsoft.com/office/word/2010/wordprocessingCanvas" xmlns:cx="http://schemas.microsoft.com/office/drawing/2014/chartex" xmlns:cx1="http://schemas.microsoft.com/office/drawing/2015/9/8/chartex" xmlns:cx2="http://schemas.microsoft.com/office/drawing/2015/10/21/chartex" xmlns:cx3="http://schemas.microsoft.com/office/drawing/2016/5/9/chartex" xmlns:cx4="http://schemas.microsoft.com/office/drawing/2016/5/10/chartex" xmlns:cx5="http://schemas.microsoft.com/office/drawing/2016/5/11/chartex" xmlns:cx6="http://schemas.microsoft.com/office/drawing/2016/5/12/chartex" xmlns:cx7="http://schemas.microsoft.com/office/drawing/2016/5/13/chartex" xmlns:cx8="http://schemas.microsoft.com/office/drawing/2016/5/14/chartex" xmlns:mc="http://schemas.openxmlformats.org/markup-compatibility/2006" xmlns:aink="http://schemas.microsoft.com/office/drawing/2016/ink" xmlns:am3d="http://schemas.microsoft.com/office/drawing/2017/model3d" xmlns:o="urn:schemas-microsoft-com:office:office" xmlns:oel="http://schemas.microsoft.com/office/2019/extlst" xmlns:r="http://schemas.openxmlformats.org/officeDocument/2006/relationships" xmlns:m="http://schemas.openxmlformats.org/officeDocument/2006/math" xmlns:v="urn:schemas-microsoft-com:vml" xmlns:wp14="http://schemas.microsoft.com/office/word/2010/wordprocessingDrawing" xmlns:wp="http://schemas.openxmlformats.org/drawingml/2006/wordprocessingDrawing" xmlns:w10="urn:schemas-microsoft-com:office:word" xmlns:w="http://schemas.openxmlformats.org/wordprocessingml/2006/main" xmlns:w14="http://schemas.microsoft.com/office/word/2010/wordml" xmlns:w15="http://schemas.microsoft.com/office/word/2012/wordml" xmlns:w16cex="http://schemas.microsoft.com/office/word/2018/wordml/cex" xmlns:w16cid="http://schemas.microsoft.com/office/word/2016/wordml/cid" xmlns:w16="http://schemas.microsoft.com/office/word/2018/wordml" xmlns:w16sdtdh="http://schemas.microsoft.com/office/word/2020/wordml/sdtdatahash" xmlns:w16se="http://schemas.microsoft.com/office/word/2015/wordml/symex" xmlns:wpg="http://schemas.microsoft.com/office/word/2010/wordprocessingGroup" xmlns:wpi="http://schemas.microsoft.com/office/word/2010/wordprocessingInk" xmlns:wne="http://schemas.microsoft.com/office/word/2006/wordml" xmlns:wps="http://schemas.microsoft.com/office/word/2010/wordprocessingShape" mc:Ignorable="w14 w15 w16se w16cid w16 w16cex w16sdtdh wp14">
+<w:ftr xmlns:wpc="http://schemas.microsoft.com/office/word/2010/wordprocessingCanvas" xmlns:cx="http://schemas.microsoft.com/office/drawing/2014/chartex" xmlns:cx1="http://schemas.microsoft.com/office/drawing/2015/9/8/chartex" xmlns:cx2="http://schemas.microsoft.com/office/drawing/2015/10/21/chartex" xmlns:cx3="http://schemas.microsoft.com/office/drawing/2016/5/9/chartex" xmlns:cx4="http://schemas.microsoft.com/office/drawing/2016/5/10/chartex" xmlns:cx5="http://schemas.microsoft.com/office/drawing/2016/5/11/chartex" xmlns:cx6="http://schemas.microsoft.com/office/drawing/2016/5/12/chartex" xmlns:cx7="http://schemas.microsoft.com/office/drawing/2016/5/13/chartex" xmlns:cx8="http://schemas.microsoft.com/office/drawing/2016/5/14/chartex" xmlns:mc="http://schemas.openxmlformats.org/markup-compatibility/2006" xmlns:aink="http://schemas.microsoft.com/office/drawing/2016/ink" xmlns:am3d="http://schemas.microsoft.com/office/drawing/2017/model3d" xmlns:o="urn:schemas-microsoft-com:office:office" xmlns:oel="http://schemas.microsoft.com/office/2019/extlst" xmlns:r="http://schemas.openxmlformats.org/officeDocument/2006/relationships" xmlns:m="http://schemas.openxmlformats.org/officeDocument/2006/math" xmlns:v="urn:schemas-microsoft-com:vml" xmlns:wp14="http://schemas.microsoft.com/office/word/2010/wordprocessingDrawing" xmlns:wp="http://schemas.openxmlformats.org/drawingml/2006/wordprocessingDrawing" xmlns:w10="urn:schemas-microsoft-com:office:word" xmlns:w="http://schemas.openxmlformats.org/wordprocessingml/2006/main" xmlns:w14="http://schemas.microsoft.com/office/word/2010/wordml" xmlns:w15="http://schemas.microsoft.com/office/word/2012/wordml" xmlns:w16cex="http://schemas.microsoft.com/office/word/2018/wordml/cex" xmlns:w16cid="http://schemas.microsoft.com/office/word/2016/wordml/cid" xmlns:w16="http://schemas.microsoft.com/office/word/2018/wordml" xmlns:w16du="http://schemas.microsoft.com/office/word/2023/wordml/word16du" xmlns:w16sdtdh="http://schemas.microsoft.com/office/word/2020/wordml/sdtdatahash" xmlns:w16sdtfl="http://schemas.microsoft.com/office/word/2024/wordml/sdtformatlock" xmlns:w16se="http://schemas.microsoft.com/office/word/2015/wordml/symex" xmlns:wpg="http://schemas.microsoft.com/office/word/2010/wordprocessingGroup" xmlns:wpi="http://schemas.microsoft.com/office/word/2010/wordprocessingInk" xmlns:wne="http://schemas.microsoft.com/office/word/2006/wordml" xmlns:wps="http://schemas.microsoft.com/office/word/2010/wordprocessingShape" mc:Ignorable="w14 w15 w16se w16cid w16 w16cex w16sdtdh w16sdtfl w16du wp14">
   <w:p>
     <w:pPr>
       <w:ind w:firstLine="0"/>
@@ -2628,7 +2591,7 @@
 </file>
 
 <file path=word/footer2.xml><?xml version="1.0" encoding="utf-8"?>
-<w:ftr xmlns:wpc="http://schemas.microsoft.com/office/word/2010/wordprocessingCanvas" xmlns:cx="http://schemas.microsoft.com/office/drawing/2014/chartex" xmlns:cx1="http://schemas.microsoft.com/office/drawing/2015/9/8/chartex" xmlns:cx2="http://schemas.microsoft.com/office/drawing/2015/10/21/chartex" xmlns:cx3="http://schemas.microsoft.com/office/drawing/2016/5/9/chartex" xmlns:cx4="http://schemas.microsoft.com/office/drawing/2016/5/10/chartex" xmlns:cx5="http://schemas.microsoft.com/office/drawing/2016/5/11/chartex" xmlns:cx6="http://schemas.microsoft.com/office/drawing/2016/5/12/chartex" xmlns:cx7="http://schemas.microsoft.com/office/drawing/2016/5/13/chartex" xmlns:cx8="http://schemas.microsoft.com/office/drawing/2016/5/14/chartex" xmlns:mc="http://schemas.openxmlformats.org/markup-compatibility/2006" xmlns:aink="http://schemas.microsoft.com/office/drawing/2016/ink" xmlns:am3d="http://schemas.microsoft.com/office/drawing/2017/model3d" xmlns:o="urn:schemas-microsoft-com:office:office" xmlns:oel="http://schemas.microsoft.com/office/2019/extlst" xmlns:r="http://schemas.openxmlformats.org/officeDocument/2006/relationships" xmlns:m="http://schemas.openxmlformats.org/officeDocument/2006/math" xmlns:v="urn:schemas-microsoft-com:vml" xmlns:wp14="http://schemas.microsoft.com/office/word/2010/wordprocessingDrawing" xmlns:wp="http://schemas.openxmlformats.org/drawingml/2006/wordprocessingDrawing" xmlns:w10="urn:schemas-microsoft-com:office:word" xmlns:w="http://schemas.openxmlformats.org/wordprocessingml/2006/main" xmlns:w14="http://schemas.microsoft.com/office/word/2010/wordml" xmlns:w15="http://schemas.microsoft.com/office/word/2012/wordml" xmlns:w16cex="http://schemas.microsoft.com/office/word/2018/wordml/cex" xmlns:w16cid="http://schemas.microsoft.com/office/word/2016/wordml/cid" xmlns:w16="http://schemas.microsoft.com/office/word/2018/wordml" xmlns:w16sdtdh="http://schemas.microsoft.com/office/word/2020/wordml/sdtdatahash" xmlns:w16se="http://schemas.microsoft.com/office/word/2015/wordml/symex" xmlns:wpg="http://schemas.microsoft.com/office/word/2010/wordprocessingGroup" xmlns:wpi="http://schemas.microsoft.com/office/word/2010/wordprocessingInk" xmlns:wne="http://schemas.microsoft.com/office/word/2006/wordml" xmlns:wps="http://schemas.microsoft.com/office/word/2010/wordprocessingShape" mc:Ignorable="w14 w15 w16se w16cid w16 w16cex w16sdtdh wp14">
+<w:ftr xmlns:wpc="http://schemas.microsoft.com/office/word/2010/wordprocessingCanvas" xmlns:cx="http://schemas.microsoft.com/office/drawing/2014/chartex" xmlns:cx1="http://schemas.microsoft.com/office/drawing/2015/9/8/chartex" xmlns:cx2="http://schemas.microsoft.com/office/drawing/2015/10/21/chartex" xmlns:cx3="http://schemas.microsoft.com/office/drawing/2016/5/9/chartex" xmlns:cx4="http://schemas.microsoft.com/office/drawing/2016/5/10/chartex" xmlns:cx5="http://schemas.microsoft.com/office/drawing/2016/5/11/chartex" xmlns:cx6="http://schemas.microsoft.com/office/drawing/2016/5/12/chartex" xmlns:cx7="http://schemas.microsoft.com/office/drawing/2016/5/13/chartex" xmlns:cx8="http://schemas.microsoft.com/office/drawing/2016/5/14/chartex" xmlns:mc="http://schemas.openxmlformats.org/markup-compatibility/2006" xmlns:aink="http://schemas.microsoft.com/office/drawing/2016/ink" xmlns:am3d="http://schemas.microsoft.com/office/drawing/2017/model3d" xmlns:o="urn:schemas-microsoft-com:office:office" xmlns:oel="http://schemas.microsoft.com/office/2019/extlst" xmlns:r="http://schemas.openxmlformats.org/officeDocument/2006/relationships" xmlns:m="http://schemas.openxmlformats.org/officeDocument/2006/math" xmlns:v="urn:schemas-microsoft-com:vml" xmlns:wp14="http://schemas.microsoft.com/office/word/2010/wordprocessingDrawing" xmlns:wp="http://schemas.openxmlformats.org/drawingml/2006/wordprocessingDrawing" xmlns:w10="urn:schemas-microsoft-com:office:word" xmlns:w="http://schemas.openxmlformats.org/wordprocessingml/2006/main" xmlns:w14="http://schemas.microsoft.com/office/word/2010/wordml" xmlns:w15="http://schemas.microsoft.com/office/word/2012/wordml" xmlns:w16cex="http://schemas.microsoft.com/office/word/2018/wordml/cex" xmlns:w16cid="http://schemas.microsoft.com/office/word/2016/wordml/cid" xmlns:w16="http://schemas.microsoft.com/office/word/2018/wordml" xmlns:w16du="http://schemas.microsoft.com/office/word/2023/wordml/word16du" xmlns:w16sdtdh="http://schemas.microsoft.com/office/word/2020/wordml/sdtdatahash" xmlns:w16sdtfl="http://schemas.microsoft.com/office/word/2024/wordml/sdtformatlock" xmlns:w16se="http://schemas.microsoft.com/office/word/2015/wordml/symex" xmlns:wpg="http://schemas.microsoft.com/office/word/2010/wordprocessingGroup" xmlns:wpi="http://schemas.microsoft.com/office/word/2010/wordprocessingInk" xmlns:wne="http://schemas.microsoft.com/office/word/2006/wordml" xmlns:wps="http://schemas.microsoft.com/office/word/2010/wordprocessingShape" mc:Ignorable="w14 w15 w16se w16cid w16 w16cex w16sdtdh w16sdtfl w16du wp14">
   <w:sdt>
     <w:sdtPr>
       <w:id w:val="-2053451005"/>
@@ -2672,7 +2635,7 @@
 </file>
 
 <file path=word/footnotes.xml><?xml version="1.0" encoding="utf-8"?>
-<w:footnotes xmlns:wpc="http://schemas.microsoft.com/office/word/2010/wordprocessingCanvas" xmlns:cx="http://schemas.microsoft.com/office/drawing/2014/chartex" xmlns:cx1="http://schemas.microsoft.com/office/drawing/2015/9/8/chartex" xmlns:cx2="http://schemas.microsoft.com/office/drawing/2015/10/21/chartex" xmlns:cx3="http://schemas.microsoft.com/office/drawing/2016/5/9/chartex" xmlns:cx4="http://schemas.microsoft.com/office/drawing/2016/5/10/chartex" xmlns:cx5="http://schemas.microsoft.com/office/drawing/2016/5/11/chartex" xmlns:cx6="http://schemas.microsoft.com/office/drawing/2016/5/12/chartex" xmlns:cx7="http://schemas.microsoft.com/office/drawing/2016/5/13/chartex" xmlns:cx8="http://schemas.microsoft.com/office/drawing/2016/5/14/chartex" xmlns:mc="http://schemas.openxmlformats.org/markup-compatibility/2006" xmlns:aink="http://schemas.microsoft.com/office/drawing/2016/ink" xmlns:am3d="http://schemas.microsoft.com/office/drawing/2017/model3d" xmlns:o="urn:schemas-microsoft-com:office:office" xmlns:oel="http://schemas.microsoft.com/office/2019/extlst" xmlns:r="http://schemas.openxmlformats.org/officeDocument/2006/relationships" xmlns:m="http://schemas.openxmlformats.org/officeDocument/2006/math" xmlns:v="urn:schemas-microsoft-com:vml" xmlns:wp14="http://schemas.microsoft.com/office/word/2010/wordprocessingDrawing" xmlns:wp="http://schemas.openxmlformats.org/drawingml/2006/wordprocessingDrawing" xmlns:w10="urn:schemas-microsoft-com:office:word" xmlns:w="http://schemas.openxmlformats.org/wordprocessingml/2006/main" xmlns:w14="http://schemas.microsoft.com/office/word/2010/wordml" xmlns:w15="http://schemas.microsoft.com/office/word/2012/wordml" xmlns:w16cex="http://schemas.microsoft.com/office/word/2018/wordml/cex" xmlns:w16cid="http://schemas.microsoft.com/office/word/2016/wordml/cid" xmlns:w16="http://schemas.microsoft.com/office/word/2018/wordml" xmlns:w16sdtdh="http://schemas.microsoft.com/office/word/2020/wordml/sdtdatahash" xmlns:w16se="http://schemas.microsoft.com/office/word/2015/wordml/symex" xmlns:wpg="http://schemas.microsoft.com/office/word/2010/wordprocessingGroup" xmlns:wpi="http://schemas.microsoft.com/office/word/2010/wordprocessingInk" xmlns:wne="http://schemas.microsoft.com/office/word/2006/wordml" xmlns:wps="http://schemas.microsoft.com/office/word/2010/wordprocessingShape" mc:Ignorable="w14 w15 w16se w16cid w16 w16cex w16sdtdh wp14">
+<w:footnotes xmlns:wpc="http://schemas.microsoft.com/office/word/2010/wordprocessingCanvas" xmlns:cx="http://schemas.microsoft.com/office/drawing/2014/chartex" xmlns:cx1="http://schemas.microsoft.com/office/drawing/2015/9/8/chartex" xmlns:cx2="http://schemas.microsoft.com/office/drawing/2015/10/21/chartex" xmlns:cx3="http://schemas.microsoft.com/office/drawing/2016/5/9/chartex" xmlns:cx4="http://schemas.microsoft.com/office/drawing/2016/5/10/chartex" xmlns:cx5="http://schemas.microsoft.com/office/drawing/2016/5/11/chartex" xmlns:cx6="http://schemas.microsoft.com/office/drawing/2016/5/12/chartex" xmlns:cx7="http://schemas.microsoft.com/office/drawing/2016/5/13/chartex" xmlns:cx8="http://schemas.microsoft.com/office/drawing/2016/5/14/chartex" xmlns:mc="http://schemas.openxmlformats.org/markup-compatibility/2006" xmlns:aink="http://schemas.microsoft.com/office/drawing/2016/ink" xmlns:am3d="http://schemas.microsoft.com/office/drawing/2017/model3d" xmlns:o="urn:schemas-microsoft-com:office:office" xmlns:oel="http://schemas.microsoft.com/office/2019/extlst" xmlns:r="http://schemas.openxmlformats.org/officeDocument/2006/relationships" xmlns:m="http://schemas.openxmlformats.org/officeDocument/2006/math" xmlns:v="urn:schemas-microsoft-com:vml" xmlns:wp14="http://schemas.microsoft.com/office/word/2010/wordprocessingDrawing" xmlns:wp="http://schemas.openxmlformats.org/drawingml/2006/wordprocessingDrawing" xmlns:w10="urn:schemas-microsoft-com:office:word" xmlns:w="http://schemas.openxmlformats.org/wordprocessingml/2006/main" xmlns:w14="http://schemas.microsoft.com/office/word/2010/wordml" xmlns:w15="http://schemas.microsoft.com/office/word/2012/wordml" xmlns:w16cex="http://schemas.microsoft.com/office/word/2018/wordml/cex" xmlns:w16cid="http://schemas.microsoft.com/office/word/2016/wordml/cid" xmlns:w16="http://schemas.microsoft.com/office/word/2018/wordml" xmlns:w16du="http://schemas.microsoft.com/office/word/2023/wordml/word16du" xmlns:w16sdtdh="http://schemas.microsoft.com/office/word/2020/wordml/sdtdatahash" xmlns:w16sdtfl="http://schemas.microsoft.com/office/word/2024/wordml/sdtformatlock" xmlns:w16se="http://schemas.microsoft.com/office/word/2015/wordml/symex" xmlns:wpg="http://schemas.microsoft.com/office/word/2010/wordprocessingGroup" xmlns:wpi="http://schemas.microsoft.com/office/word/2010/wordprocessingInk" xmlns:wne="http://schemas.microsoft.com/office/word/2006/wordml" xmlns:wps="http://schemas.microsoft.com/office/word/2010/wordprocessingShape" mc:Ignorable="w14 w15 w16se w16cid w16 w16cex w16sdtdh w16sdtfl w16du wp14">
   <w:footnote w:type="separator" w:id="-1">
     <w:p>
       <w:r>
@@ -2693,7 +2656,7 @@
 </file>
 
 <file path=word/header1.xml><?xml version="1.0" encoding="utf-8"?>
-<w:hdr xmlns:wpc="http://schemas.microsoft.com/office/word/2010/wordprocessingCanvas" xmlns:cx="http://schemas.microsoft.com/office/drawing/2014/chartex" xmlns:cx1="http://schemas.microsoft.com/office/drawing/2015/9/8/chartex" xmlns:cx2="http://schemas.microsoft.com/office/drawing/2015/10/21/chartex" xmlns:cx3="http://schemas.microsoft.com/office/drawing/2016/5/9/chartex" xmlns:cx4="http://schemas.microsoft.com/office/drawing/2016/5/10/chartex" xmlns:cx5="http://schemas.microsoft.com/office/drawing/2016/5/11/chartex" xmlns:cx6="http://schemas.microsoft.com/office/drawing/2016/5/12/chartex" xmlns:cx7="http://schemas.microsoft.com/office/drawing/2016/5/13/chartex" xmlns:cx8="http://schemas.microsoft.com/office/drawing/2016/5/14/chartex" xmlns:mc="http://schemas.openxmlformats.org/markup-compatibility/2006" xmlns:aink="http://schemas.microsoft.com/office/drawing/2016/ink" xmlns:am3d="http://schemas.microsoft.com/office/drawing/2017/model3d" xmlns:o="urn:schemas-microsoft-com:office:office" xmlns:oel="http://schemas.microsoft.com/office/2019/extlst" xmlns:r="http://schemas.openxmlformats.org/officeDocument/2006/relationships" xmlns:m="http://schemas.openxmlformats.org/officeDocument/2006/math" xmlns:v="urn:schemas-microsoft-com:vml" xmlns:wp14="http://schemas.microsoft.com/office/word/2010/wordprocessingDrawing" xmlns:wp="http://schemas.openxmlformats.org/drawingml/2006/wordprocessingDrawing" xmlns:w10="urn:schemas-microsoft-com:office:word" xmlns:w="http://schemas.openxmlformats.org/wordprocessingml/2006/main" xmlns:w14="http://schemas.microsoft.com/office/word/2010/wordml" xmlns:w15="http://schemas.microsoft.com/office/word/2012/wordml" xmlns:w16cex="http://schemas.microsoft.com/office/word/2018/wordml/cex" xmlns:w16cid="http://schemas.microsoft.com/office/word/2016/wordml/cid" xmlns:w16="http://schemas.microsoft.com/office/word/2018/wordml" xmlns:w16sdtdh="http://schemas.microsoft.com/office/word/2020/wordml/sdtdatahash" xmlns:w16se="http://schemas.microsoft.com/office/word/2015/wordml/symex" xmlns:wpg="http://schemas.microsoft.com/office/word/2010/wordprocessingGroup" xmlns:wpi="http://schemas.microsoft.com/office/word/2010/wordprocessingInk" xmlns:wne="http://schemas.microsoft.com/office/word/2006/wordml" xmlns:wps="http://schemas.microsoft.com/office/word/2010/wordprocessingShape" mc:Ignorable="w14 w15 w16se w16cid w16 w16cex w16sdtdh wp14">
+<w:hdr xmlns:wpc="http://schemas.microsoft.com/office/word/2010/wordprocessingCanvas" xmlns:cx="http://schemas.microsoft.com/office/drawing/2014/chartex" xmlns:cx1="http://schemas.microsoft.com/office/drawing/2015/9/8/chartex" xmlns:cx2="http://schemas.microsoft.com/office/drawing/2015/10/21/chartex" xmlns:cx3="http://schemas.microsoft.com/office/drawing/2016/5/9/chartex" xmlns:cx4="http://schemas.microsoft.com/office/drawing/2016/5/10/chartex" xmlns:cx5="http://schemas.microsoft.com/office/drawing/2016/5/11/chartex" xmlns:cx6="http://schemas.microsoft.com/office/drawing/2016/5/12/chartex" xmlns:cx7="http://schemas.microsoft.com/office/drawing/2016/5/13/chartex" xmlns:cx8="http://schemas.microsoft.com/office/drawing/2016/5/14/chartex" xmlns:mc="http://schemas.openxmlformats.org/markup-compatibility/2006" xmlns:aink="http://schemas.microsoft.com/office/drawing/2016/ink" xmlns:am3d="http://schemas.microsoft.com/office/drawing/2017/model3d" xmlns:o="urn:schemas-microsoft-com:office:office" xmlns:oel="http://schemas.microsoft.com/office/2019/extlst" xmlns:r="http://schemas.openxmlformats.org/officeDocument/2006/relationships" xmlns:m="http://schemas.openxmlformats.org/officeDocument/2006/math" xmlns:v="urn:schemas-microsoft-com:vml" xmlns:wp14="http://schemas.microsoft.com/office/word/2010/wordprocessingDrawing" xmlns:wp="http://schemas.openxmlformats.org/drawingml/2006/wordprocessingDrawing" xmlns:w10="urn:schemas-microsoft-com:office:word" xmlns:w="http://schemas.openxmlformats.org/wordprocessingml/2006/main" xmlns:w14="http://schemas.microsoft.com/office/word/2010/wordml" xmlns:w15="http://schemas.microsoft.com/office/word/2012/wordml" xmlns:w16cex="http://schemas.microsoft.com/office/word/2018/wordml/cex" xmlns:w16cid="http://schemas.microsoft.com/office/word/2016/wordml/cid" xmlns:w16="http://schemas.microsoft.com/office/word/2018/wordml" xmlns:w16du="http://schemas.microsoft.com/office/word/2023/wordml/word16du" xmlns:w16sdtdh="http://schemas.microsoft.com/office/word/2020/wordml/sdtdatahash" xmlns:w16sdtfl="http://schemas.microsoft.com/office/word/2024/wordml/sdtformatlock" xmlns:w16se="http://schemas.microsoft.com/office/word/2015/wordml/symex" xmlns:wpg="http://schemas.microsoft.com/office/word/2010/wordprocessingGroup" xmlns:wpi="http://schemas.microsoft.com/office/word/2010/wordprocessingInk" xmlns:wne="http://schemas.microsoft.com/office/word/2006/wordml" xmlns:wps="http://schemas.microsoft.com/office/word/2010/wordprocessingShape" mc:Ignorable="w14 w15 w16se w16cid w16 w16cex w16sdtdh w16sdtfl w16du wp14">
   <w:p>
     <w:pPr>
       <w:pStyle w:val="af"/>
@@ -2704,7 +2667,7 @@
 </file>
 
 <file path=word/numbering.xml><?xml version="1.0" encoding="utf-8"?>
-<w:numbering xmlns:wpc="http://schemas.microsoft.com/office/word/2010/wordprocessingCanvas" xmlns:cx="http://schemas.microsoft.com/office/drawing/2014/chartex" xmlns:cx1="http://schemas.microsoft.com/office/drawing/2015/9/8/chartex" xmlns:cx2="http://schemas.microsoft.com/office/drawing/2015/10/21/chartex" xmlns:cx3="http://schemas.microsoft.com/office/drawing/2016/5/9/chartex" xmlns:cx4="http://schemas.microsoft.com/office/drawing/2016/5/10/chartex" xmlns:cx5="http://schemas.microsoft.com/office/drawing/2016/5/11/chartex" xmlns:cx6="http://schemas.microsoft.com/office/drawing/2016/5/12/chartex" xmlns:cx7="http://schemas.microsoft.com/office/drawing/2016/5/13/chartex" xmlns:cx8="http://schemas.microsoft.com/office/drawing/2016/5/14/chartex" xmlns:mc="http://schemas.openxmlformats.org/markup-compatibility/2006" xmlns:aink="http://schemas.microsoft.com/office/drawing/2016/ink" xmlns:am3d="http://schemas.microsoft.com/office/drawing/2017/model3d" xmlns:o="urn:schemas-microsoft-com:office:office" xmlns:oel="http://schemas.microsoft.com/office/2019/extlst" xmlns:r="http://schemas.openxmlformats.org/officeDocument/2006/relationships" xmlns:m="http://schemas.openxmlformats.org/officeDocument/2006/math" xmlns:v="urn:schemas-microsoft-com:vml" xmlns:wp14="http://schemas.microsoft.com/office/word/2010/wordprocessingDrawing" xmlns:wp="http://schemas.openxmlformats.org/drawingml/2006/wordprocessingDrawing" xmlns:w10="urn:schemas-microsoft-com:office:word" xmlns:w="http://schemas.openxmlformats.org/wordprocessingml/2006/main" xmlns:w14="http://schemas.microsoft.com/office/word/2010/wordml" xmlns:w15="http://schemas.microsoft.com/office/word/2012/wordml" xmlns:w16cex="http://schemas.microsoft.com/office/word/2018/wordml/cex" xmlns:w16cid="http://schemas.microsoft.com/office/word/2016/wordml/cid" xmlns:w16="http://schemas.microsoft.com/office/word/2018/wordml" xmlns:w16sdtdh="http://schemas.microsoft.com/office/word/2020/wordml/sdtdatahash" xmlns:w16se="http://schemas.microsoft.com/office/word/2015/wordml/symex" xmlns:wpg="http://schemas.microsoft.com/office/word/2010/wordprocessingGroup" xmlns:wpi="http://schemas.microsoft.com/office/word/2010/wordprocessingInk" xmlns:wne="http://schemas.microsoft.com/office/word/2006/wordml" xmlns:wps="http://schemas.microsoft.com/office/word/2010/wordprocessingShape" mc:Ignorable="w14 w15 w16se w16cid w16 w16cex w16sdtdh wp14">
+<w:numbering xmlns:wpc="http://schemas.microsoft.com/office/word/2010/wordprocessingCanvas" xmlns:cx="http://schemas.microsoft.com/office/drawing/2014/chartex" xmlns:cx1="http://schemas.microsoft.com/office/drawing/2015/9/8/chartex" xmlns:cx2="http://schemas.microsoft.com/office/drawing/2015/10/21/chartex" xmlns:cx3="http://schemas.microsoft.com/office/drawing/2016/5/9/chartex" xmlns:cx4="http://schemas.microsoft.com/office/drawing/2016/5/10/chartex" xmlns:cx5="http://schemas.microsoft.com/office/drawing/2016/5/11/chartex" xmlns:cx6="http://schemas.microsoft.com/office/drawing/2016/5/12/chartex" xmlns:cx7="http://schemas.microsoft.com/office/drawing/2016/5/13/chartex" xmlns:cx8="http://schemas.microsoft.com/office/drawing/2016/5/14/chartex" xmlns:mc="http://schemas.openxmlformats.org/markup-compatibility/2006" xmlns:aink="http://schemas.microsoft.com/office/drawing/2016/ink" xmlns:am3d="http://schemas.microsoft.com/office/drawing/2017/model3d" xmlns:o="urn:schemas-microsoft-com:office:office" xmlns:oel="http://schemas.microsoft.com/office/2019/extlst" xmlns:r="http://schemas.openxmlformats.org/officeDocument/2006/relationships" xmlns:m="http://schemas.openxmlformats.org/officeDocument/2006/math" xmlns:v="urn:schemas-microsoft-com:vml" xmlns:wp14="http://schemas.microsoft.com/office/word/2010/wordprocessingDrawing" xmlns:wp="http://schemas.openxmlformats.org/drawingml/2006/wordprocessingDrawing" xmlns:w10="urn:schemas-microsoft-com:office:word" xmlns:w="http://schemas.openxmlformats.org/wordprocessingml/2006/main" xmlns:w14="http://schemas.microsoft.com/office/word/2010/wordml" xmlns:w15="http://schemas.microsoft.com/office/word/2012/wordml" xmlns:w16cex="http://schemas.microsoft.com/office/word/2018/wordml/cex" xmlns:w16cid="http://schemas.microsoft.com/office/word/2016/wordml/cid" xmlns:w16="http://schemas.microsoft.com/office/word/2018/wordml" xmlns:w16du="http://schemas.microsoft.com/office/word/2023/wordml/word16du" xmlns:w16sdtdh="http://schemas.microsoft.com/office/word/2020/wordml/sdtdatahash" xmlns:w16sdtfl="http://schemas.microsoft.com/office/word/2024/wordml/sdtformatlock" xmlns:w16se="http://schemas.microsoft.com/office/word/2015/wordml/symex" xmlns:wpg="http://schemas.microsoft.com/office/word/2010/wordprocessingGroup" xmlns:wpi="http://schemas.microsoft.com/office/word/2010/wordprocessingInk" xmlns:wne="http://schemas.microsoft.com/office/word/2006/wordml" xmlns:wps="http://schemas.microsoft.com/office/word/2010/wordprocessingShape" mc:Ignorable="w14 w15 w16se w16cid w16 w16cex w16sdtdh w16sdtfl w16du wp14">
   <w:abstractNum w:abstractNumId="0" w15:restartNumberingAfterBreak="0">
     <w:nsid w:val="06BA2AE4"/>
     <w:multiLevelType w:val="multilevel"/>
@@ -3779,7 +3742,7 @@
 </file>
 
 <file path=word/styles.xml><?xml version="1.0" encoding="utf-8"?>
-<w:styles xmlns:mc="http://schemas.openxmlformats.org/markup-compatibility/2006" xmlns:r="http://schemas.openxmlformats.org/officeDocument/2006/relationships" xmlns:w="http://schemas.openxmlformats.org/wordprocessingml/2006/main" xmlns:w14="http://schemas.microsoft.com/office/word/2010/wordml" xmlns:w15="http://schemas.microsoft.com/office/word/2012/wordml" xmlns:w16cex="http://schemas.microsoft.com/office/word/2018/wordml/cex" xmlns:w16cid="http://schemas.microsoft.com/office/word/2016/wordml/cid" xmlns:w16="http://schemas.microsoft.com/office/word/2018/wordml" xmlns:w16sdtdh="http://schemas.microsoft.com/office/word/2020/wordml/sdtdatahash" xmlns:w16se="http://schemas.microsoft.com/office/word/2015/wordml/symex" mc:Ignorable="w14 w15 w16se w16cid w16 w16cex w16sdtdh">
+<w:styles xmlns:mc="http://schemas.openxmlformats.org/markup-compatibility/2006" xmlns:r="http://schemas.openxmlformats.org/officeDocument/2006/relationships" xmlns:w="http://schemas.openxmlformats.org/wordprocessingml/2006/main" xmlns:w14="http://schemas.microsoft.com/office/word/2010/wordml" xmlns:w15="http://schemas.microsoft.com/office/word/2012/wordml" xmlns:w16cex="http://schemas.microsoft.com/office/word/2018/wordml/cex" xmlns:w16cid="http://schemas.microsoft.com/office/word/2016/wordml/cid" xmlns:w16="http://schemas.microsoft.com/office/word/2018/wordml" xmlns:w16du="http://schemas.microsoft.com/office/word/2023/wordml/word16du" xmlns:w16sdtdh="http://schemas.microsoft.com/office/word/2020/wordml/sdtdatahash" xmlns:w16sdtfl="http://schemas.microsoft.com/office/word/2024/wordml/sdtformatlock" xmlns:w16se="http://schemas.microsoft.com/office/word/2015/wordml/symex" mc:Ignorable="w14 w15 w16se w16cid w16 w16cex w16sdtdh w16sdtfl w16du">
   <w:docDefaults>
     <w:rPrDefault>
       <w:rPr>
